--- a/zhs/docx/086.content.docx
+++ b/zhs/docx/086.content.docx
@@ -216,74 +216,38 @@
         <w:rPr>
           <w:lang w:val="zh_CN" w:bidi="zh_CN"/>
         </w:rPr>
-        <w:t>是一种</w:t>
+        <w:t xml:space="preserve">是一种赞美神的诗歌。 </w:t>
       </w:r>
-      <w:hyperlink r:id="rId13">
-        <w:r>
-          <w:rPr>
-            <w:lang w:val="zh_CN" w:bidi="zh_CN"/>
-          </w:rPr>
-          <w:rPr>
-            <w:color w:val="0000EE"/>
-            <w:u w:val="single"/>
-          </w:rPr>
-          <w:t>赞美</w:t>
-        </w:r>
-      </w:hyperlink>
       <w:r>
         <w:rPr>
           <w:lang w:val="zh_CN" w:bidi="zh_CN"/>
         </w:rPr>
-        <w:t xml:space="preserve">神的诗歌。 </w:t>
+        <w:t>犹太人</w:t>
       </w:r>
-      <w:hyperlink r:id="rId14">
-        <w:r>
-          <w:rPr>
-            <w:lang w:val="zh_CN" w:bidi="zh_CN"/>
-          </w:rPr>
-          <w:rPr>
-            <w:color w:val="0000EE"/>
-            <w:u w:val="single"/>
-          </w:rPr>
-          <w:t>犹太人</w:t>
-        </w:r>
-      </w:hyperlink>
       <w:r>
         <w:rPr>
           <w:lang w:val="zh_CN" w:bidi="zh_CN"/>
         </w:rPr>
         <w:t>通常以诗篇为样本。 当犹太人在犹太</w:t>
       </w:r>
-      <w:hyperlink r:id="rId15">
-        <w:r>
-          <w:rPr>
-            <w:lang w:val="zh_CN" w:bidi="zh_CN"/>
-          </w:rPr>
-          <w:rPr>
-            <w:color w:val="0000EE"/>
-            <w:u w:val="single"/>
-          </w:rPr>
-          <w:t>会堂</w:t>
-        </w:r>
-      </w:hyperlink>
+      <w:r>
+        <w:rPr>
+          <w:lang w:val="zh_CN" w:bidi="zh_CN"/>
+        </w:rPr>
+        <w:t>会堂</w:t>
+      </w:r>
       <w:r>
         <w:rPr>
           <w:lang w:val="zh_CN" w:bidi="zh_CN"/>
         </w:rPr>
         <w:t>聚会时，他们唱诗赞美神。 耶稣和祂的</w:t>
       </w:r>
-      <w:hyperlink r:id="rId16">
-        <w:r>
-          <w:rPr>
-            <w:lang w:val="zh_CN" w:bidi="zh_CN"/>
-          </w:rPr>
-          <w:rPr>
-            <w:color w:val="0000EE"/>
-            <w:u w:val="single"/>
-          </w:rPr>
-          <w:t>门徒们</w:t>
-        </w:r>
-      </w:hyperlink>
+      <w:r>
+        <w:rPr>
+          <w:lang w:val="zh_CN" w:bidi="zh_CN"/>
+        </w:rPr>
+        <w:t>门徒们</w:t>
+      </w:r>
       <w:r>
         <w:rPr>
           <w:lang w:val="zh_CN" w:bidi="zh_CN"/>
@@ -343,7 +307,7 @@
           <w:lang w:val="zh_CN" w:bidi="zh_CN"/>
         </w:rPr>
       </w:r>
-      <w:hyperlink r:id="rId17">
+      <w:hyperlink r:id="rId13">
         <w:r>
           <w:rPr>
             <w:lang w:val="zh_CN" w:bidi="zh_CN"/>

--- a/zhs/docx/086.content.docx
+++ b/zhs/docx/086.content.docx
@@ -253,77 +253,6 @@
           <w:lang w:val="zh_CN" w:bidi="zh_CN"/>
         </w:rPr>
         <w:t>在一起吃了最后一顿饭时唱了一首赞美诗。 耶稣的追随者们聚在一起时也唱赞美诗。</w:t>
-      </w:r>
-      <w:r>
-        <w:rPr>
-          <w:lang w:val="zh_CN" w:bidi="zh_CN"/>
-        </w:rPr>
-      </w:r>
-      <w:r>
-        <w:rPr>
-          <w:lang w:val="zh_CN" w:bidi="zh_CN"/>
-        </w:rPr>
-      </w:r>
-    </w:p>
-    <w:p>
-      <w:pPr/>
-      <w:r>
-        <w:rPr>
-          <w:lang w:val="zh_CN" w:bidi="zh_CN"/>
-        </w:rPr>
-      </w:r>
-    </w:p>
-    <w:p>
-      <w:pPr>
-        <w:pStyle w:val="Heading2"/>
-      </w:pPr>
-      <w:r>
-        <w:rPr>
-          <w:lang w:val="zh_CN" w:bidi="zh_CN"/>
-        </w:rPr>
-        <w:t>赞美诗</w:t>
-      </w:r>
-      <w:r>
-        <w:rPr>
-          <w:lang w:val="zh_CN" w:bidi="zh_CN"/>
-        </w:rPr>
-      </w:r>
-    </w:p>
-    <w:p>
-      <w:pPr>
-        <w:pStyle w:val="Heading4"/>
-      </w:pPr>
-      <w:r>
-        <w:rPr>
-          <w:lang w:val="zh_CN" w:bidi="zh_CN"/>
-        </w:rPr>
-        <w:t>Audio Content</w:t>
-      </w:r>
-    </w:p>
-    <w:p>
-      <w:pPr/>
-      <w:r>
-        <w:rPr>
-          <w:lang w:val="zh_CN" w:bidi="zh_CN"/>
-        </w:rPr>
-      </w:r>
-      <w:hyperlink r:id="rId13">
-        <w:r>
-          <w:rPr>
-            <w:lang w:val="zh_CN" w:bidi="zh_CN"/>
-          </w:rPr>
-          <w:rPr>
-            <w:color w:val="0000EE"/>
-            <w:u w:val="single"/>
-          </w:rPr>
-          <w:t>mp3 file</w:t>
-        </w:r>
-      </w:hyperlink>
-      <w:r>
-        <w:rPr>
-          <w:lang w:val="zh_CN" w:bidi="zh_CN"/>
-        </w:rPr>
-        <w:t xml:space="preserve"> (None KB)</w:t>
       </w:r>
       <w:r>
         <w:rPr>

--- a/zhs/docx/086.content.docx
+++ b/zhs/docx/086.content.docx
@@ -216,38 +216,74 @@
         <w:rPr>
           <w:lang w:val="zh_CN" w:bidi="zh_CN"/>
         </w:rPr>
-        <w:t xml:space="preserve">是一种赞美神的诗歌。 </w:t>
+        <w:t>是一种</w:t>
       </w:r>
+      <w:hyperlink r:id="rId13">
+        <w:r>
+          <w:rPr>
+            <w:lang w:val="zh_CN" w:bidi="zh_CN"/>
+          </w:rPr>
+          <w:rPr>
+            <w:color w:val="0000EE"/>
+            <w:u w:val="single"/>
+          </w:rPr>
+          <w:t>赞美</w:t>
+        </w:r>
+      </w:hyperlink>
       <w:r>
         <w:rPr>
           <w:lang w:val="zh_CN" w:bidi="zh_CN"/>
         </w:rPr>
-        <w:t>犹太人</w:t>
+        <w:t xml:space="preserve">神的诗歌。 </w:t>
       </w:r>
+      <w:hyperlink r:id="rId14">
+        <w:r>
+          <w:rPr>
+            <w:lang w:val="zh_CN" w:bidi="zh_CN"/>
+          </w:rPr>
+          <w:rPr>
+            <w:color w:val="0000EE"/>
+            <w:u w:val="single"/>
+          </w:rPr>
+          <w:t>犹太人</w:t>
+        </w:r>
+      </w:hyperlink>
       <w:r>
         <w:rPr>
           <w:lang w:val="zh_CN" w:bidi="zh_CN"/>
         </w:rPr>
         <w:t>通常以诗篇为样本。 当犹太人在犹太</w:t>
       </w:r>
-      <w:r>
-        <w:rPr>
-          <w:lang w:val="zh_CN" w:bidi="zh_CN"/>
-        </w:rPr>
-        <w:t>会堂</w:t>
-      </w:r>
+      <w:hyperlink r:id="rId15">
+        <w:r>
+          <w:rPr>
+            <w:lang w:val="zh_CN" w:bidi="zh_CN"/>
+          </w:rPr>
+          <w:rPr>
+            <w:color w:val="0000EE"/>
+            <w:u w:val="single"/>
+          </w:rPr>
+          <w:t>会堂</w:t>
+        </w:r>
+      </w:hyperlink>
       <w:r>
         <w:rPr>
           <w:lang w:val="zh_CN" w:bidi="zh_CN"/>
         </w:rPr>
         <w:t>聚会时，他们唱诗赞美神。 耶稣和祂的</w:t>
       </w:r>
-      <w:r>
-        <w:rPr>
-          <w:lang w:val="zh_CN" w:bidi="zh_CN"/>
-        </w:rPr>
-        <w:t>门徒们</w:t>
-      </w:r>
+      <w:hyperlink r:id="rId16">
+        <w:r>
+          <w:rPr>
+            <w:lang w:val="zh_CN" w:bidi="zh_CN"/>
+          </w:rPr>
+          <w:rPr>
+            <w:color w:val="0000EE"/>
+            <w:u w:val="single"/>
+          </w:rPr>
+          <w:t>门徒们</w:t>
+        </w:r>
+      </w:hyperlink>
       <w:r>
         <w:rPr>
           <w:lang w:val="zh_CN" w:bidi="zh_CN"/>
